--- a/01-嵌入式操作系统及应用/01-教案/嵌入式操作系统及应用-30.docx
+++ b/01-嵌入式操作系统及应用/01-教案/嵌入式操作系统及应用-30.docx
@@ -235,6 +235,21 @@
                 <w:lang w:val="en-US" w:eastAsia="zh-CN"/>
               </w:rPr>
             </w:pPr>
+            <w:r>
+              <w:rPr>
+                <w:rFonts w:ascii="Segoe UI" w:hAnsi="Segoe UI" w:eastAsia="Segoe UI" w:cs="Segoe UI"/>
+                <w:i w:val="0"/>
+                <w:iCs w:val="0"/>
+                <w:caps w:val="0"/>
+                <w:spacing w:val="0"/>
+                <w:sz w:val="16"/>
+                <w:szCs w:val="16"/>
+                <w:shd w:val="clear" w:fill="FBFBFB"/>
+              </w:rPr>
+              <w:t>2026-01-09</w:t>
+            </w:r>
+            <w:bookmarkStart w:id="0" w:name="_GoBack"/>
+            <w:bookmarkEnd w:id="0"/>
           </w:p>
         </w:tc>
       </w:tr>
@@ -318,33 +333,6 @@
               </w:rPr>
               <w:t>物联网2411</w:t>
             </w:r>
-            <w:r>
-              <w:rPr>
-                <w:rFonts w:hint="eastAsia" w:ascii="宋体" w:hAnsi="宋体" w:eastAsia="宋体" w:cs="宋体"/>
-                <w:sz w:val="21"/>
-                <w:szCs w:val="21"/>
-                <w:lang w:val="en-US" w:eastAsia="zh-CN"/>
-              </w:rPr>
-              <w:t>|</w:t>
-            </w:r>
-            <w:r>
-              <w:rPr>
-                <w:rFonts w:hint="eastAsia" w:ascii="宋体" w:hAnsi="宋体" w:eastAsia="宋体" w:cs="宋体"/>
-                <w:sz w:val="21"/>
-                <w:szCs w:val="21"/>
-                <w:lang w:eastAsia="zh-CN"/>
-              </w:rPr>
-              <w:t>物联网241</w:t>
-            </w:r>
-            <w:r>
-              <w:rPr>
-                <w:rFonts w:hint="eastAsia" w:ascii="宋体" w:hAnsi="宋体" w:eastAsia="宋体" w:cs="宋体"/>
-                <w:sz w:val="21"/>
-                <w:szCs w:val="21"/>
-                <w:lang w:val="en-US" w:eastAsia="zh-CN"/>
-              </w:rPr>
-              <w:t>2</w:t>
-            </w:r>
           </w:p>
         </w:tc>
         <w:tc>
@@ -630,6 +618,7 @@
             <w:insideH w:val="single" w:color="auto" w:sz="4" w:space="0"/>
             <w:insideV w:val="single" w:color="auto" w:sz="4" w:space="0"/>
           </w:tblBorders>
+          <w:shd w:val="clear" w:color="auto" w:fill="FFFFFF"/>
           <w:tblCellMar>
             <w:top w:w="0" w:type="dxa"/>
             <w:left w:w="108" w:type="dxa"/>
@@ -712,7 +701,6 @@
                 <w:spacing w:val="0"/>
                 <w:sz w:val="17"/>
                 <w:szCs w:val="17"/>
-                <w:bdr w:val="none" w:color="auto" w:sz="0" w:space="0"/>
                 <w:shd w:val="clear" w:fill="F0F0F0"/>
               </w:rPr>
               <w:t>e53_gs_get_gesture_state()</w:t>
@@ -742,7 +730,6 @@
                 <w:spacing w:val="0"/>
                 <w:sz w:val="17"/>
                 <w:szCs w:val="17"/>
-                <w:bdr w:val="none" w:color="auto" w:sz="0" w:space="0"/>
                 <w:shd w:val="clear" w:fill="F0F0F0"/>
               </w:rPr>
               <w:t>device_info_init()</w:t>
@@ -772,7 +759,6 @@
                 <w:spacing w:val="0"/>
                 <w:sz w:val="17"/>
                 <w:szCs w:val="17"/>
-                <w:bdr w:val="none" w:color="auto" w:sz="0" w:space="0"/>
                 <w:shd w:val="clear" w:fill="F0F0F0"/>
               </w:rPr>
               <w:t>oc_mqtt_init()</w:t>
@@ -802,7 +788,6 @@
                 <w:spacing w:val="0"/>
                 <w:sz w:val="17"/>
                 <w:szCs w:val="17"/>
-                <w:bdr w:val="none" w:color="auto" w:sz="0" w:space="0"/>
                 <w:shd w:val="clear" w:fill="F0F0F0"/>
               </w:rPr>
               <w:t>oc_mqtt_profile_propertyreport()</w:t>
@@ -981,7 +966,6 @@
                 <w:spacing w:val="0"/>
                 <w:sz w:val="17"/>
                 <w:szCs w:val="17"/>
-                <w:bdr w:val="none" w:color="auto" w:sz="0" w:space="0"/>
                 <w:shd w:val="clear" w:fill="F0F0F0"/>
               </w:rPr>
               <w:t>flag &amp; GES_UP</w:t>
@@ -1198,7 +1182,6 @@
                 <w:spacing w:val="0"/>
                 <w:sz w:val="17"/>
                 <w:szCs w:val="17"/>
-                <w:bdr w:val="none" w:color="auto" w:sz="0" w:space="0"/>
                 <w:shd w:val="clear" w:fill="F0F0F0"/>
               </w:rPr>
               <w:t>device_info_init()</w:t>
@@ -1228,7 +1211,6 @@
                 <w:spacing w:val="0"/>
                 <w:sz w:val="17"/>
                 <w:szCs w:val="17"/>
-                <w:bdr w:val="none" w:color="auto" w:sz="0" w:space="0"/>
                 <w:shd w:val="clear" w:fill="F0F0F0"/>
               </w:rPr>
               <w:t>oc_mqtt_profile_propertyreport()</w:t>
@@ -1314,7 +1296,6 @@
                 <w:spacing w:val="0"/>
                 <w:sz w:val="17"/>
                 <w:szCs w:val="17"/>
-                <w:bdr w:val="none" w:color="auto" w:sz="0" w:space="0"/>
                 <w:shd w:val="clear" w:fill="F0F0F0"/>
               </w:rPr>
               <w:t>flag</w:t>
@@ -1344,7 +1325,6 @@
                 <w:spacing w:val="0"/>
                 <w:sz w:val="17"/>
                 <w:szCs w:val="17"/>
-                <w:bdr w:val="none" w:color="auto" w:sz="0" w:space="0"/>
                 <w:shd w:val="clear" w:fill="F0F0F0"/>
               </w:rPr>
               <w:t>0x1</w:t>
@@ -1374,7 +1354,6 @@
                 <w:spacing w:val="0"/>
                 <w:sz w:val="17"/>
                 <w:szCs w:val="17"/>
-                <w:bdr w:val="none" w:color="auto" w:sz="0" w:space="0"/>
                 <w:shd w:val="clear" w:fill="F0F0F0"/>
               </w:rPr>
               <w:t>0x5</w:t>
@@ -1432,7 +1411,6 @@
                 <w:spacing w:val="0"/>
                 <w:sz w:val="17"/>
                 <w:szCs w:val="17"/>
-                <w:bdr w:val="none" w:color="auto" w:sz="0" w:space="0"/>
                 <w:shd w:val="clear" w:fill="F0F0F0"/>
               </w:rPr>
               <w:t>m_gs_report</w:t>
@@ -1490,7 +1468,6 @@
                 <w:spacing w:val="0"/>
                 <w:sz w:val="17"/>
                 <w:szCs w:val="17"/>
-                <w:bdr w:val="none" w:color="auto" w:sz="0" w:space="0"/>
                 <w:shd w:val="clear" w:fill="F0F0F0"/>
               </w:rPr>
               <w:t>e53_gs_get_gesture_state()</w:t>
@@ -1616,6 +1593,7 @@
             <w:insideH w:val="single" w:color="auto" w:sz="4" w:space="0"/>
             <w:insideV w:val="single" w:color="auto" w:sz="4" w:space="0"/>
           </w:tblBorders>
+          <w:shd w:val="clear" w:color="auto" w:fill="FFFFFF"/>
           <w:tblCellMar>
             <w:top w:w="0" w:type="dxa"/>
             <w:left w:w="108" w:type="dxa"/>
@@ -1744,6 +1722,7 @@
             <w:insideH w:val="single" w:color="auto" w:sz="4" w:space="0"/>
             <w:insideV w:val="single" w:color="auto" w:sz="4" w:space="0"/>
           </w:tblBorders>
+          <w:shd w:val="clear" w:color="auto" w:fill="FFFFFF"/>
           <w:tblCellMar>
             <w:top w:w="0" w:type="dxa"/>
             <w:left w:w="108" w:type="dxa"/>
@@ -2621,7 +2600,6 @@
                 <w:spacing w:val="0"/>
                 <w:sz w:val="17"/>
                 <w:szCs w:val="17"/>
-                <w:bdr w:val="none" w:color="auto" w:sz="0" w:space="0"/>
                 <w:shd w:val="clear" w:fill="F0F0F0"/>
               </w:rPr>
               <w:t>e53_gs_thread</w:t>
@@ -2679,7 +2657,6 @@
                 <w:spacing w:val="0"/>
                 <w:sz w:val="17"/>
                 <w:szCs w:val="17"/>
-                <w:bdr w:val="none" w:color="auto" w:sz="0" w:space="0"/>
                 <w:shd w:val="clear" w:fill="F0F0F0"/>
               </w:rPr>
               <w:t>memcpy</w:t>
@@ -3406,7 +3383,6 @@
                 <w:spacing w:val="0"/>
                 <w:sz w:val="17"/>
                 <w:szCs w:val="17"/>
-                <w:bdr w:val="none" w:color="auto" w:sz="0" w:space="0"/>
                 <w:shd w:val="clear" w:fill="F0F0F0"/>
               </w:rPr>
               <w:t>0x1</w:t>
@@ -3520,7 +3496,6 @@
                 <w:spacing w:val="0"/>
                 <w:sz w:val="17"/>
                 <w:szCs w:val="17"/>
-                <w:bdr w:val="none" w:color="auto" w:sz="0" w:space="0"/>
                 <w:shd w:val="clear" w:fill="F0F0F0"/>
               </w:rPr>
               <w:t>m_gs_report</w:t>
@@ -3956,7 +3931,6 @@
                 <w:spacing w:val="0"/>
                 <w:sz w:val="17"/>
                 <w:szCs w:val="17"/>
-                <w:bdr w:val="none" w:color="auto" w:sz="0" w:space="0"/>
                 <w:shd w:val="clear" w:fill="F0F0F0"/>
               </w:rPr>
               <w:t>device_info_init(CLIENT_ID, USERNAME, PASSWORD)</w:t>
@@ -4014,7 +3988,6 @@
                 <w:spacing w:val="0"/>
                 <w:sz w:val="17"/>
                 <w:szCs w:val="17"/>
-                <w:bdr w:val="none" w:color="auto" w:sz="0" w:space="0"/>
                 <w:shd w:val="clear" w:fill="F0F0F0"/>
               </w:rPr>
               <w:t>oc_mqtt_init()</w:t>
@@ -4072,7 +4045,6 @@
                 <w:spacing w:val="0"/>
                 <w:sz w:val="17"/>
                 <w:szCs w:val="17"/>
-                <w:bdr w:val="none" w:color="auto" w:sz="0" w:space="0"/>
                 <w:shd w:val="clear" w:fill="F0F0F0"/>
               </w:rPr>
               <w:t>oc_mqtt_profile_propertyreport(...)</w:t>
@@ -4102,7 +4074,6 @@
                 <w:spacing w:val="0"/>
                 <w:sz w:val="17"/>
                 <w:szCs w:val="17"/>
-                <w:bdr w:val="none" w:color="auto" w:sz="0" w:space="0"/>
                 <w:shd w:val="clear" w:fill="F0F0F0"/>
               </w:rPr>
               <w:t>payload</w:t>
@@ -4132,7 +4103,6 @@
                 <w:spacing w:val="0"/>
                 <w:sz w:val="17"/>
                 <w:szCs w:val="17"/>
-                <w:bdr w:val="none" w:color="auto" w:sz="0" w:space="0"/>
                 <w:shd w:val="clear" w:fill="F0F0F0"/>
               </w:rPr>
               <w:t>m_gs_report</w:t>
@@ -4190,7 +4160,6 @@
                 <w:spacing w:val="0"/>
                 <w:sz w:val="17"/>
                 <w:szCs w:val="17"/>
-                <w:bdr w:val="none" w:color="auto" w:sz="0" w:space="0"/>
                 <w:shd w:val="clear" w:fill="F0F0F0"/>
               </w:rPr>
               <w:t>e53_gs_init()</w:t>
@@ -4220,7 +4189,6 @@
                 <w:spacing w:val="0"/>
                 <w:sz w:val="17"/>
                 <w:szCs w:val="17"/>
-                <w:bdr w:val="none" w:color="auto" w:sz="0" w:space="0"/>
                 <w:shd w:val="clear" w:fill="F0F0F0"/>
               </w:rPr>
               <w:t>e53_gs_get_gesture_state(&amp;flag)</w:t>
@@ -4250,7 +4218,6 @@
                 <w:spacing w:val="0"/>
                 <w:sz w:val="17"/>
                 <w:szCs w:val="17"/>
-                <w:bdr w:val="none" w:color="auto" w:sz="0" w:space="0"/>
                 <w:shd w:val="clear" w:fill="F0F0F0"/>
               </w:rPr>
               <w:t>flag &amp; GES_UP</w:t>
@@ -4308,7 +4275,6 @@
                 <w:spacing w:val="0"/>
                 <w:sz w:val="17"/>
                 <w:szCs w:val="17"/>
-                <w:bdr w:val="none" w:color="auto" w:sz="0" w:space="0"/>
                 <w:shd w:val="clear" w:fill="F0F0F0"/>
               </w:rPr>
               <w:t>flag=0x5</w:t>
@@ -4684,7 +4650,6 @@
                 <w:spacing w:val="0"/>
                 <w:sz w:val="17"/>
                 <w:szCs w:val="17"/>
-                <w:bdr w:val="none" w:color="auto" w:sz="0" w:space="0"/>
                 <w:shd w:val="clear" w:fill="F0F0F0"/>
               </w:rPr>
               <w:t>m_gs_report</w:t>
@@ -4714,7 +4679,6 @@
                 <w:spacing w:val="0"/>
                 <w:sz w:val="17"/>
                 <w:szCs w:val="17"/>
-                <w:bdr w:val="none" w:color="auto" w:sz="0" w:space="0"/>
                 <w:shd w:val="clear" w:fill="F0F0F0"/>
               </w:rPr>
               <w:t>up</w:t>
@@ -4744,7 +4708,6 @@
                 <w:spacing w:val="0"/>
                 <w:sz w:val="17"/>
                 <w:szCs w:val="17"/>
-                <w:bdr w:val="none" w:color="auto" w:sz="0" w:space="0"/>
                 <w:shd w:val="clear" w:fill="F0F0F0"/>
               </w:rPr>
               <w:t>down</w:t>
@@ -4802,7 +4765,6 @@
                 <w:spacing w:val="0"/>
                 <w:sz w:val="17"/>
                 <w:szCs w:val="17"/>
-                <w:bdr w:val="none" w:color="auto" w:sz="0" w:space="0"/>
                 <w:shd w:val="clear" w:fill="F0F0F0"/>
               </w:rPr>
               <w:t>hwaddr</w:t>
@@ -4832,7 +4794,6 @@
                 <w:spacing w:val="0"/>
                 <w:sz w:val="17"/>
                 <w:szCs w:val="17"/>
-                <w:bdr w:val="none" w:color="auto" w:sz="0" w:space="0"/>
                 <w:shd w:val="clear" w:fill="F0F0F0"/>
               </w:rPr>
               <w:t>ROUTE_SSID</w:t>
@@ -4862,7 +4823,6 @@
                 <w:spacing w:val="0"/>
                 <w:sz w:val="17"/>
                 <w:szCs w:val="17"/>
-                <w:bdr w:val="none" w:color="auto" w:sz="0" w:space="0"/>
                 <w:shd w:val="clear" w:fill="F0F0F0"/>
               </w:rPr>
               <w:t>ROUTE_PASSWORD</w:t>
@@ -5256,7 +5216,6 @@
                 <w:spacing w:val="0"/>
                 <w:sz w:val="17"/>
                 <w:szCs w:val="17"/>
-                <w:bdr w:val="none" w:color="auto" w:sz="0" w:space="0"/>
                 <w:shd w:val="clear" w:fill="F0F0F0"/>
               </w:rPr>
               <w:t>iot_cloud_gs_example</w:t>
@@ -5286,7 +5245,6 @@
                 <w:spacing w:val="0"/>
                 <w:sz w:val="17"/>
                 <w:szCs w:val="17"/>
-                <w:bdr w:val="none" w:color="auto" w:sz="0" w:space="0"/>
                 <w:shd w:val="clear" w:fill="F0F0F0"/>
               </w:rPr>
               <w:t>e53_gs_thread</w:t>
@@ -5316,7 +5274,6 @@
                 <w:spacing w:val="0"/>
                 <w:sz w:val="17"/>
                 <w:szCs w:val="17"/>
-                <w:bdr w:val="none" w:color="auto" w:sz="0" w:space="0"/>
                 <w:shd w:val="clear" w:fill="F0F0F0"/>
               </w:rPr>
               <w:t>memcpy</w:t>
@@ -5346,7 +5303,6 @@
                 <w:spacing w:val="0"/>
                 <w:sz w:val="17"/>
                 <w:szCs w:val="17"/>
-                <w:bdr w:val="none" w:color="auto" w:sz="0" w:space="0"/>
                 <w:shd w:val="clear" w:fill="F0F0F0"/>
               </w:rPr>
               <w:t>iot_cloud_gs_thread</w:t>
@@ -5404,7 +5360,6 @@
                 <w:spacing w:val="0"/>
                 <w:sz w:val="17"/>
                 <w:szCs w:val="17"/>
-                <w:bdr w:val="none" w:color="auto" w:sz="0" w:space="0"/>
                 <w:shd w:val="clear" w:fill="F0F0F0"/>
               </w:rPr>
               <w:t>gs_deal_report_msg()</w:t>
@@ -5434,7 +5389,6 @@
                 <w:spacing w:val="0"/>
                 <w:sz w:val="17"/>
                 <w:szCs w:val="17"/>
-                <w:bdr w:val="none" w:color="auto" w:sz="0" w:space="0"/>
                 <w:shd w:val="clear" w:fill="F0F0F0"/>
               </w:rPr>
               <w:t>m_gs_report</w:t>
@@ -5464,7 +5418,6 @@
                 <w:spacing w:val="0"/>
                 <w:sz w:val="17"/>
                 <w:szCs w:val="17"/>
-                <w:bdr w:val="none" w:color="auto" w:sz="0" w:space="0"/>
                 <w:shd w:val="clear" w:fill="F0F0F0"/>
               </w:rPr>
               <w:t>oc_mqtt_profile_propertyreport()</w:t>
@@ -5522,7 +5475,6 @@
                 <w:spacing w:val="0"/>
                 <w:sz w:val="17"/>
                 <w:szCs w:val="17"/>
-                <w:bdr w:val="none" w:color="auto" w:sz="0" w:space="0"/>
                 <w:shd w:val="clear" w:fill="F0F0F0"/>
               </w:rPr>
               <w:t>e53_gs_thread</w:t>
@@ -5552,7 +5504,6 @@
                 <w:spacing w:val="0"/>
                 <w:sz w:val="17"/>
                 <w:szCs w:val="17"/>
-                <w:bdr w:val="none" w:color="auto" w:sz="0" w:space="0"/>
                 <w:shd w:val="clear" w:fill="F0F0F0"/>
               </w:rPr>
               <w:t>iot_cloud_gs_thread</w:t>
@@ -5980,7 +5931,6 @@
                 <w:spacing w:val="0"/>
                 <w:sz w:val="17"/>
                 <w:szCs w:val="17"/>
-                <w:bdr w:val="none" w:color="auto" w:sz="0" w:space="0"/>
                 <w:shd w:val="clear" w:fill="F0F0F0"/>
               </w:rPr>
               <w:t>hwaddr[5] = 0x04</w:t>
@@ -7226,8 +7176,6 @@
               </w:rPr>
               <w:t>提供全面复习资源，帮助学生查缺补漏，通过档案汇总实现个性化辅导铺垫。</w:t>
             </w:r>
-            <w:bookmarkStart w:id="0" w:name="_GoBack"/>
-            <w:bookmarkEnd w:id="0"/>
           </w:p>
         </w:tc>
       </w:tr>
@@ -7368,7 +7316,7 @@
     <w:lsdException w:uiPriority="99" w:name="HTML Acronym"/>
     <w:lsdException w:uiPriority="99" w:name="HTML Address"/>
     <w:lsdException w:uiPriority="99" w:name="HTML Cite"/>
-    <w:lsdException w:uiPriority="99" w:name="HTML Code"/>
+    <w:lsdException w:qFormat="1" w:uiPriority="99" w:name="HTML Code"/>
     <w:lsdException w:uiPriority="99" w:name="HTML Definition"/>
     <w:lsdException w:uiPriority="99" w:name="HTML Keyboard"/>
     <w:lsdException w:uiPriority="99" w:name="HTML Preformatted"/>
@@ -7694,6 +7642,7 @@
     <w:basedOn w:val="9"/>
     <w:semiHidden/>
     <w:unhideWhenUsed/>
+    <w:qFormat/>
     <w:uiPriority w:val="99"/>
     <w:rPr>
       <w:rFonts w:ascii="Courier New" w:hAnsi="Courier New"/>

--- a/01-嵌入式操作系统及应用/01-教案/嵌入式操作系统及应用-30.docx
+++ b/01-嵌入式操作系统及应用/01-教案/嵌入式操作系统及应用-30.docx
@@ -237,14 +237,15 @@
             </w:pPr>
             <w:r>
               <w:rPr>
-                <w:rFonts w:ascii="Segoe UI" w:hAnsi="Segoe UI" w:eastAsia="Segoe UI" w:cs="Segoe UI"/>
-                <w:i w:val="0"/>
-                <w:iCs w:val="0"/>
-                <w:caps w:val="0"/>
-                <w:spacing w:val="0"/>
-                <w:sz w:val="16"/>
-                <w:szCs w:val="16"/>
-                <w:shd w:val="clear" w:fill="FBFBFB"/>
+                <w:rFonts w:ascii="Noto Sans SC" w:hAnsi="Noto Sans SC" w:eastAsia="Noto Sans SC" w:cs="Noto Sans SC"/>
+                <w:i w:val="0"/>
+                <w:iCs w:val="0"/>
+                <w:caps w:val="0"/>
+                <w:color w:val="000000"/>
+                <w:spacing w:val="0"/>
+                <w:sz w:val="14"/>
+                <w:szCs w:val="14"/>
+                <w:shd w:val="clear" w:fill="FFFFFF"/>
               </w:rPr>
               <w:t>2026-01-09</w:t>
             </w:r>
@@ -331,7 +332,16 @@
                 <w:szCs w:val="21"/>
                 <w:lang w:eastAsia="zh-CN"/>
               </w:rPr>
-              <w:t>物联网2411</w:t>
+              <w:t>物联网241</w:t>
+            </w:r>
+            <w:r>
+              <w:rPr>
+                <w:rFonts w:hint="eastAsia" w:ascii="宋体" w:hAnsi="宋体" w:eastAsia="宋体" w:cs="宋体"/>
+                <w:sz w:val="21"/>
+                <w:szCs w:val="21"/>
+                <w:lang w:val="en-US" w:eastAsia="zh-CN"/>
+              </w:rPr>
+              <w:t>2</w:t>
             </w:r>
           </w:p>
         </w:tc>
